--- a/Календарные_планы_Рисуем_вместе_2026-2027.docx
+++ b/Календарные_планы_Рисуем_вместе_2026-2027.docx
@@ -169,7 +169,7 @@
           <w:i w:val="0"/>
           <w:sz w:val="28"/>
         </w:rPr>
-        <w:t>Календарно-тематические планы составлены на 2026-2027 учебный год (сентябрь – май). Занятия проводятся по средам и субботам, за исключением праздничных дней: 4 ноября 2026 г. (День народного единства), 1-8 января 2027 г. (новогодние каникулы и Рождество), 1 мая 2027 г. (Праздник Весны и Труда).</w:t>
+        <w:t>Календарно-тематические планы составлены на 2026-2027 учебный год (сентябрь – май) за исключением праздничных и выходных дней: 4 ноября 2026 г. (День народного единства), 1-8 января 2027 г. (новогодние каникулы и Рождество), 1 мая 2027 г. (Праздник Весны и Труда).</w:t>
       </w:r>
     </w:p>
     <w:p>
@@ -184,7 +184,7 @@
           <w:i w:val="0"/>
           <w:sz w:val="28"/>
         </w:rPr>
-        <w:t>Вводное занятие проводится первым во всех группах. Режим занятий: 1-й год обучения – 1 раз в неделю по 1 академическому часу (суббота), всего 36 часов; 2-й и 3-й годы обучения – 2 раза в неделю по 2 академических часа (среда, суббота), всего по 144 часа.</w:t>
+        <w:t>Вводное занятие проводится первым во всех группах. Режим занятий: 1-й год обучения – 1 раз в неделю по 1 академическому часу (пятница), всего 36 часов; 2-й и 3-й годы обучения – 2 раза в неделю по 2 академических часа (среда, суббота), всего по 144 часа.</w:t>
       </w:r>
     </w:p>
     <w:p>
@@ -214,7 +214,7 @@
           <w:i w:val="0"/>
           <w:sz w:val="28"/>
         </w:rPr>
-        <w:t>Суббота, 1 академический час в неделю. Всего 36 часов. Первое занятие — 5 сентября 2026 г., последнее — 22 мая 2027 г.</w:t>
+        <w:t>Пятница, 1 академический час в неделю. Всего 36 часов. Первое занятие — 4 сентября 2026 г., последнее — 21 мая 2027 г. Праздничные и выходные дни исключены.</w:t>
       </w:r>
     </w:p>
     <w:tbl>
@@ -400,7 +400,7 @@
                 <w:i w:val="0"/>
                 <w:sz w:val="20"/>
               </w:rPr>
-              <w:t>05.09.2026</w:t>
+              <w:t>04.09.2026</w:t>
             </w:r>
           </w:p>
         </w:tc>
@@ -421,7 +421,7 @@
                 <w:i w:val="0"/>
                 <w:sz w:val="20"/>
               </w:rPr>
-              <w:t>суббота</w:t>
+              <w:t>пятница</w:t>
             </w:r>
           </w:p>
         </w:tc>
@@ -526,7 +526,7 @@
                 <w:i w:val="0"/>
                 <w:sz w:val="20"/>
               </w:rPr>
-              <w:t>12.09.2026</w:t>
+              <w:t>11.09.2026</w:t>
             </w:r>
           </w:p>
         </w:tc>
@@ -547,7 +547,7 @@
                 <w:i w:val="0"/>
                 <w:sz w:val="20"/>
               </w:rPr>
-              <w:t>суббота</w:t>
+              <w:t>пятница</w:t>
             </w:r>
           </w:p>
         </w:tc>
@@ -652,7 +652,7 @@
                 <w:i w:val="0"/>
                 <w:sz w:val="20"/>
               </w:rPr>
-              <w:t>19.09.2026</w:t>
+              <w:t>18.09.2026</w:t>
             </w:r>
           </w:p>
         </w:tc>
@@ -673,7 +673,7 @@
                 <w:i w:val="0"/>
                 <w:sz w:val="20"/>
               </w:rPr>
-              <w:t>суббота</w:t>
+              <w:t>пятница</w:t>
             </w:r>
           </w:p>
         </w:tc>
@@ -778,7 +778,7 @@
                 <w:i w:val="0"/>
                 <w:sz w:val="20"/>
               </w:rPr>
-              <w:t>26.09.2026</w:t>
+              <w:t>25.09.2026</w:t>
             </w:r>
           </w:p>
         </w:tc>
@@ -799,7 +799,7 @@
                 <w:i w:val="0"/>
                 <w:sz w:val="20"/>
               </w:rPr>
-              <w:t>суббота</w:t>
+              <w:t>пятница</w:t>
             </w:r>
           </w:p>
         </w:tc>
@@ -904,7 +904,7 @@
                 <w:i w:val="0"/>
                 <w:sz w:val="20"/>
               </w:rPr>
-              <w:t>03.10.2026</w:t>
+              <w:t>02.10.2026</w:t>
             </w:r>
           </w:p>
         </w:tc>
@@ -925,7 +925,7 @@
                 <w:i w:val="0"/>
                 <w:sz w:val="20"/>
               </w:rPr>
-              <w:t>суббота</w:t>
+              <w:t>пятница</w:t>
             </w:r>
           </w:p>
         </w:tc>
@@ -1030,7 +1030,7 @@
                 <w:i w:val="0"/>
                 <w:sz w:val="20"/>
               </w:rPr>
-              <w:t>10.10.2026</w:t>
+              <w:t>09.10.2026</w:t>
             </w:r>
           </w:p>
         </w:tc>
@@ -1051,7 +1051,7 @@
                 <w:i w:val="0"/>
                 <w:sz w:val="20"/>
               </w:rPr>
-              <w:t>суббота</w:t>
+              <w:t>пятница</w:t>
             </w:r>
           </w:p>
         </w:tc>
@@ -1156,7 +1156,7 @@
                 <w:i w:val="0"/>
                 <w:sz w:val="20"/>
               </w:rPr>
-              <w:t>17.10.2026</w:t>
+              <w:t>16.10.2026</w:t>
             </w:r>
           </w:p>
         </w:tc>
@@ -1177,7 +1177,7 @@
                 <w:i w:val="0"/>
                 <w:sz w:val="20"/>
               </w:rPr>
-              <w:t>суббота</w:t>
+              <w:t>пятница</w:t>
             </w:r>
           </w:p>
         </w:tc>
@@ -1282,7 +1282,7 @@
                 <w:i w:val="0"/>
                 <w:sz w:val="20"/>
               </w:rPr>
-              <w:t>24.10.2026</w:t>
+              <w:t>23.10.2026</w:t>
             </w:r>
           </w:p>
         </w:tc>
@@ -1303,7 +1303,7 @@
                 <w:i w:val="0"/>
                 <w:sz w:val="20"/>
               </w:rPr>
-              <w:t>суббота</w:t>
+              <w:t>пятница</w:t>
             </w:r>
           </w:p>
         </w:tc>
@@ -1408,7 +1408,7 @@
                 <w:i w:val="0"/>
                 <w:sz w:val="20"/>
               </w:rPr>
-              <w:t>31.10.2026</w:t>
+              <w:t>30.10.2026</w:t>
             </w:r>
           </w:p>
         </w:tc>
@@ -1429,7 +1429,7 @@
                 <w:i w:val="0"/>
                 <w:sz w:val="20"/>
               </w:rPr>
-              <w:t>суббота</w:t>
+              <w:t>пятница</w:t>
             </w:r>
           </w:p>
         </w:tc>
@@ -1534,7 +1534,7 @@
                 <w:i w:val="0"/>
                 <w:sz w:val="20"/>
               </w:rPr>
-              <w:t>07.11.2026</w:t>
+              <w:t>06.11.2026</w:t>
             </w:r>
           </w:p>
         </w:tc>
@@ -1555,7 +1555,7 @@
                 <w:i w:val="0"/>
                 <w:sz w:val="20"/>
               </w:rPr>
-              <w:t>суббота</w:t>
+              <w:t>пятница</w:t>
             </w:r>
           </w:p>
         </w:tc>
@@ -1660,7 +1660,7 @@
                 <w:i w:val="0"/>
                 <w:sz w:val="20"/>
               </w:rPr>
-              <w:t>14.11.2026</w:t>
+              <w:t>13.11.2026</w:t>
             </w:r>
           </w:p>
         </w:tc>
@@ -1681,7 +1681,7 @@
                 <w:i w:val="0"/>
                 <w:sz w:val="20"/>
               </w:rPr>
-              <w:t>суббота</w:t>
+              <w:t>пятница</w:t>
             </w:r>
           </w:p>
         </w:tc>
@@ -1786,7 +1786,7 @@
                 <w:i w:val="0"/>
                 <w:sz w:val="20"/>
               </w:rPr>
-              <w:t>21.11.2026</w:t>
+              <w:t>20.11.2026</w:t>
             </w:r>
           </w:p>
         </w:tc>
@@ -1807,7 +1807,7 @@
                 <w:i w:val="0"/>
                 <w:sz w:val="20"/>
               </w:rPr>
-              <w:t>суббота</w:t>
+              <w:t>пятница</w:t>
             </w:r>
           </w:p>
         </w:tc>
@@ -1912,7 +1912,7 @@
                 <w:i w:val="0"/>
                 <w:sz w:val="20"/>
               </w:rPr>
-              <w:t>28.11.2026</w:t>
+              <w:t>27.11.2026</w:t>
             </w:r>
           </w:p>
         </w:tc>
@@ -1933,7 +1933,7 @@
                 <w:i w:val="0"/>
                 <w:sz w:val="20"/>
               </w:rPr>
-              <w:t>суббота</w:t>
+              <w:t>пятница</w:t>
             </w:r>
           </w:p>
         </w:tc>
@@ -2038,7 +2038,7 @@
                 <w:i w:val="0"/>
                 <w:sz w:val="20"/>
               </w:rPr>
-              <w:t>05.12.2026</w:t>
+              <w:t>04.12.2026</w:t>
             </w:r>
           </w:p>
         </w:tc>
@@ -2059,7 +2059,7 @@
                 <w:i w:val="0"/>
                 <w:sz w:val="20"/>
               </w:rPr>
-              <w:t>суббота</w:t>
+              <w:t>пятница</w:t>
             </w:r>
           </w:p>
         </w:tc>
@@ -2164,7 +2164,7 @@
                 <w:i w:val="0"/>
                 <w:sz w:val="20"/>
               </w:rPr>
-              <w:t>12.12.2026</w:t>
+              <w:t>11.12.2026</w:t>
             </w:r>
           </w:p>
         </w:tc>
@@ -2185,7 +2185,7 @@
                 <w:i w:val="0"/>
                 <w:sz w:val="20"/>
               </w:rPr>
-              <w:t>суббота</w:t>
+              <w:t>пятница</w:t>
             </w:r>
           </w:p>
         </w:tc>
@@ -2290,7 +2290,7 @@
                 <w:i w:val="0"/>
                 <w:sz w:val="20"/>
               </w:rPr>
-              <w:t>19.12.2026</w:t>
+              <w:t>18.12.2026</w:t>
             </w:r>
           </w:p>
         </w:tc>
@@ -2311,7 +2311,7 @@
                 <w:i w:val="0"/>
                 <w:sz w:val="20"/>
               </w:rPr>
-              <w:t>суббота</w:t>
+              <w:t>пятница</w:t>
             </w:r>
           </w:p>
         </w:tc>
@@ -2416,7 +2416,7 @@
                 <w:i w:val="0"/>
                 <w:sz w:val="20"/>
               </w:rPr>
-              <w:t>26.12.2026</w:t>
+              <w:t>25.12.2026</w:t>
             </w:r>
           </w:p>
         </w:tc>
@@ -2437,7 +2437,7 @@
                 <w:i w:val="0"/>
                 <w:sz w:val="20"/>
               </w:rPr>
-              <w:t>суббота</w:t>
+              <w:t>пятница</w:t>
             </w:r>
           </w:p>
         </w:tc>
@@ -2542,7 +2542,7 @@
                 <w:i w:val="0"/>
                 <w:sz w:val="20"/>
               </w:rPr>
-              <w:t>09.01.2027</w:t>
+              <w:t>15.01.2027</w:t>
             </w:r>
           </w:p>
         </w:tc>
@@ -2563,7 +2563,7 @@
                 <w:i w:val="0"/>
                 <w:sz w:val="20"/>
               </w:rPr>
-              <w:t>суббота</w:t>
+              <w:t>пятница</w:t>
             </w:r>
           </w:p>
         </w:tc>
@@ -2668,7 +2668,7 @@
                 <w:i w:val="0"/>
                 <w:sz w:val="20"/>
               </w:rPr>
-              <w:t>16.01.2027</w:t>
+              <w:t>22.01.2027</w:t>
             </w:r>
           </w:p>
         </w:tc>
@@ -2689,7 +2689,7 @@
                 <w:i w:val="0"/>
                 <w:sz w:val="20"/>
               </w:rPr>
-              <w:t>суббота</w:t>
+              <w:t>пятница</w:t>
             </w:r>
           </w:p>
         </w:tc>
@@ -2794,7 +2794,7 @@
                 <w:i w:val="0"/>
                 <w:sz w:val="20"/>
               </w:rPr>
-              <w:t>23.01.2027</w:t>
+              <w:t>29.01.2027</w:t>
             </w:r>
           </w:p>
         </w:tc>
@@ -2815,7 +2815,7 @@
                 <w:i w:val="0"/>
                 <w:sz w:val="20"/>
               </w:rPr>
-              <w:t>суббота</w:t>
+              <w:t>пятница</w:t>
             </w:r>
           </w:p>
         </w:tc>
@@ -2920,7 +2920,7 @@
                 <w:i w:val="0"/>
                 <w:sz w:val="20"/>
               </w:rPr>
-              <w:t>30.01.2027</w:t>
+              <w:t>05.02.2027</w:t>
             </w:r>
           </w:p>
         </w:tc>
@@ -2941,7 +2941,7 @@
                 <w:i w:val="0"/>
                 <w:sz w:val="20"/>
               </w:rPr>
-              <w:t>суббота</w:t>
+              <w:t>пятница</w:t>
             </w:r>
           </w:p>
         </w:tc>
@@ -3046,7 +3046,7 @@
                 <w:i w:val="0"/>
                 <w:sz w:val="20"/>
               </w:rPr>
-              <w:t>06.02.2027</w:t>
+              <w:t>12.02.2027</w:t>
             </w:r>
           </w:p>
         </w:tc>
@@ -3067,7 +3067,7 @@
                 <w:i w:val="0"/>
                 <w:sz w:val="20"/>
               </w:rPr>
-              <w:t>суббота</w:t>
+              <w:t>пятница</w:t>
             </w:r>
           </w:p>
         </w:tc>
@@ -3172,7 +3172,7 @@
                 <w:i w:val="0"/>
                 <w:sz w:val="20"/>
               </w:rPr>
-              <w:t>13.02.2027</w:t>
+              <w:t>19.02.2027</w:t>
             </w:r>
           </w:p>
         </w:tc>
@@ -3193,7 +3193,7 @@
                 <w:i w:val="0"/>
                 <w:sz w:val="20"/>
               </w:rPr>
-              <w:t>суббота</w:t>
+              <w:t>пятница</w:t>
             </w:r>
           </w:p>
         </w:tc>
@@ -3298,7 +3298,7 @@
                 <w:i w:val="0"/>
                 <w:sz w:val="20"/>
               </w:rPr>
-              <w:t>20.02.2027</w:t>
+              <w:t>26.02.2027</w:t>
             </w:r>
           </w:p>
         </w:tc>
@@ -3319,7 +3319,7 @@
                 <w:i w:val="0"/>
                 <w:sz w:val="20"/>
               </w:rPr>
-              <w:t>суббота</w:t>
+              <w:t>пятница</w:t>
             </w:r>
           </w:p>
         </w:tc>
@@ -3424,7 +3424,7 @@
                 <w:i w:val="0"/>
                 <w:sz w:val="20"/>
               </w:rPr>
-              <w:t>27.02.2027</w:t>
+              <w:t>05.03.2027</w:t>
             </w:r>
           </w:p>
         </w:tc>
@@ -3445,7 +3445,7 @@
                 <w:i w:val="0"/>
                 <w:sz w:val="20"/>
               </w:rPr>
-              <w:t>суббота</w:t>
+              <w:t>пятница</w:t>
             </w:r>
           </w:p>
         </w:tc>
@@ -3550,7 +3550,7 @@
                 <w:i w:val="0"/>
                 <w:sz w:val="20"/>
               </w:rPr>
-              <w:t>06.03.2027</w:t>
+              <w:t>12.03.2027</w:t>
             </w:r>
           </w:p>
         </w:tc>
@@ -3571,7 +3571,7 @@
                 <w:i w:val="0"/>
                 <w:sz w:val="20"/>
               </w:rPr>
-              <w:t>суббота</w:t>
+              <w:t>пятница</w:t>
             </w:r>
           </w:p>
         </w:tc>
@@ -3676,7 +3676,7 @@
                 <w:i w:val="0"/>
                 <w:sz w:val="20"/>
               </w:rPr>
-              <w:t>13.03.2027</w:t>
+              <w:t>19.03.2027</w:t>
             </w:r>
           </w:p>
         </w:tc>
@@ -3697,7 +3697,7 @@
                 <w:i w:val="0"/>
                 <w:sz w:val="20"/>
               </w:rPr>
-              <w:t>суббота</w:t>
+              <w:t>пятница</w:t>
             </w:r>
           </w:p>
         </w:tc>
@@ -3802,7 +3802,7 @@
                 <w:i w:val="0"/>
                 <w:sz w:val="20"/>
               </w:rPr>
-              <w:t>20.03.2027</w:t>
+              <w:t>26.03.2027</w:t>
             </w:r>
           </w:p>
         </w:tc>
@@ -3823,7 +3823,7 @@
                 <w:i w:val="0"/>
                 <w:sz w:val="20"/>
               </w:rPr>
-              <w:t>суббота</w:t>
+              <w:t>пятница</w:t>
             </w:r>
           </w:p>
         </w:tc>
@@ -3928,7 +3928,7 @@
                 <w:i w:val="0"/>
                 <w:sz w:val="20"/>
               </w:rPr>
-              <w:t>27.03.2027</w:t>
+              <w:t>02.04.2027</w:t>
             </w:r>
           </w:p>
         </w:tc>
@@ -3949,7 +3949,7 @@
                 <w:i w:val="0"/>
                 <w:sz w:val="20"/>
               </w:rPr>
-              <w:t>суббота</w:t>
+              <w:t>пятница</w:t>
             </w:r>
           </w:p>
         </w:tc>
@@ -4054,7 +4054,7 @@
                 <w:i w:val="0"/>
                 <w:sz w:val="20"/>
               </w:rPr>
-              <w:t>03.04.2027</w:t>
+              <w:t>09.04.2027</w:t>
             </w:r>
           </w:p>
         </w:tc>
@@ -4075,7 +4075,7 @@
                 <w:i w:val="0"/>
                 <w:sz w:val="20"/>
               </w:rPr>
-              <w:t>суббота</w:t>
+              <w:t>пятница</w:t>
             </w:r>
           </w:p>
         </w:tc>
@@ -4180,7 +4180,7 @@
                 <w:i w:val="0"/>
                 <w:sz w:val="20"/>
               </w:rPr>
-              <w:t>10.04.2027</w:t>
+              <w:t>16.04.2027</w:t>
             </w:r>
           </w:p>
         </w:tc>
@@ -4201,7 +4201,7 @@
                 <w:i w:val="0"/>
                 <w:sz w:val="20"/>
               </w:rPr>
-              <w:t>суббота</w:t>
+              <w:t>пятница</w:t>
             </w:r>
           </w:p>
         </w:tc>
@@ -4306,7 +4306,7 @@
                 <w:i w:val="0"/>
                 <w:sz w:val="20"/>
               </w:rPr>
-              <w:t>17.04.2027</w:t>
+              <w:t>23.04.2027</w:t>
             </w:r>
           </w:p>
         </w:tc>
@@ -4327,7 +4327,7 @@
                 <w:i w:val="0"/>
                 <w:sz w:val="20"/>
               </w:rPr>
-              <w:t>суббота</w:t>
+              <w:t>пятница</w:t>
             </w:r>
           </w:p>
         </w:tc>
@@ -4432,7 +4432,7 @@
                 <w:i w:val="0"/>
                 <w:sz w:val="20"/>
               </w:rPr>
-              <w:t>24.04.2027</w:t>
+              <w:t>30.04.2027</w:t>
             </w:r>
           </w:p>
         </w:tc>
@@ -4453,7 +4453,7 @@
                 <w:i w:val="0"/>
                 <w:sz w:val="20"/>
               </w:rPr>
-              <w:t>суббота</w:t>
+              <w:t>пятница</w:t>
             </w:r>
           </w:p>
         </w:tc>
@@ -4558,7 +4558,7 @@
                 <w:i w:val="0"/>
                 <w:sz w:val="20"/>
               </w:rPr>
-              <w:t>08.05.2027</w:t>
+              <w:t>07.05.2027</w:t>
             </w:r>
           </w:p>
         </w:tc>
@@ -4579,7 +4579,7 @@
                 <w:i w:val="0"/>
                 <w:sz w:val="20"/>
               </w:rPr>
-              <w:t>суббота</w:t>
+              <w:t>пятница</w:t>
             </w:r>
           </w:p>
         </w:tc>
@@ -4684,7 +4684,7 @@
                 <w:i w:val="0"/>
                 <w:sz w:val="20"/>
               </w:rPr>
-              <w:t>15.05.2027</w:t>
+              <w:t>14.05.2027</w:t>
             </w:r>
           </w:p>
         </w:tc>
@@ -4705,7 +4705,7 @@
                 <w:i w:val="0"/>
                 <w:sz w:val="20"/>
               </w:rPr>
-              <w:t>суббота</w:t>
+              <w:t>пятница</w:t>
             </w:r>
           </w:p>
         </w:tc>
@@ -4810,7 +4810,7 @@
                 <w:i w:val="0"/>
                 <w:sz w:val="20"/>
               </w:rPr>
-              <w:t>22.05.2027</w:t>
+              <w:t>21.05.2027</w:t>
             </w:r>
           </w:p>
         </w:tc>
@@ -4831,7 +4831,7 @@
                 <w:i w:val="0"/>
                 <w:sz w:val="20"/>
               </w:rPr>
-              <w:t>суббота</w:t>
+              <w:t>пятница</w:t>
             </w:r>
           </w:p>
         </w:tc>
